--- a/Ведомость.docx
+++ b/Ведомость.docx
@@ -1347,7 +1347,19 @@
               <w:rPr>
                 <w:sz w:val="24"/>
               </w:rPr>
-              <w:t>-01</w:t>
+              <w:t>-</w:t>
+            </w:r>
+            <w:r>
+              <w:rPr>
+                <w:sz w:val="24"/>
+              </w:rPr>
+              <w:t>0</w:t>
+            </w:r>
+            <w:r>
+              <w:rPr>
+                <w:sz w:val="24"/>
+              </w:rPr>
+              <w:t>3</w:t>
             </w:r>
             <w:r>
               <w:rPr>
@@ -1608,7 +1620,7 @@
               <w:rPr>
                 <w:sz w:val="24"/>
               </w:rPr>
-              <w:t>4</w:t>
+              <w:t>1</w:t>
             </w:r>
             <w:r>
               <w:rPr>
@@ -1640,10 +1652,7 @@
               </w:rPr>
             </w:pPr>
             <w:r>
-              <w:t>Формирование аналитики и</w:t>
-            </w:r>
-            <w:r>
-              <w:t xml:space="preserve"> </w:t>
+              <w:t xml:space="preserve">Формирование аналитики и </w:t>
             </w:r>
           </w:p>
         </w:tc>
@@ -1924,7 +1933,7 @@
               <w:rPr>
                 <w:sz w:val="24"/>
               </w:rPr>
-              <w:t>5</w:t>
+              <w:t>2</w:t>
             </w:r>
             <w:r>
               <w:rPr>
@@ -2037,13 +2046,7 @@
               <w:rPr>
                 <w:sz w:val="24"/>
               </w:rPr>
-              <w:t xml:space="preserve">работы </w:t>
-            </w:r>
-            <w:r>
-              <w:rPr>
-                <w:sz w:val="24"/>
-              </w:rPr>
-              <w:t>системы</w:t>
+              <w:t>работы системы</w:t>
             </w:r>
           </w:p>
         </w:tc>
@@ -2517,10 +2520,7 @@
               </w:rPr>
             </w:pPr>
             <w:r>
-              <w:t>Интерфейс мобильного клиента</w:t>
-            </w:r>
-            <w:r>
-              <w:t>.</w:t>
+              <w:t>Интерфейс мобильного клиента.</w:t>
             </w:r>
           </w:p>
         </w:tc>
@@ -3806,7 +3806,6 @@
                 <w:sz w:val="18"/>
               </w:rPr>
             </w:pPr>
-            <w:proofErr w:type="spellStart"/>
             <w:r>
               <w:rPr>
                 <w:b/>
@@ -3815,7 +3814,6 @@
               </w:rPr>
               <w:t>Изм</w:t>
             </w:r>
-            <w:proofErr w:type="spellEnd"/>
           </w:p>
         </w:tc>
         <w:tc>
@@ -4066,21 +4064,12 @@
                 <w:sz w:val="18"/>
               </w:rPr>
             </w:pPr>
-            <w:proofErr w:type="spellStart"/>
             <w:r>
               <w:rPr>
                 <w:i/>
                 <w:sz w:val="18"/>
               </w:rPr>
-              <w:t>Разраб</w:t>
-            </w:r>
-            <w:proofErr w:type="spellEnd"/>
-            <w:r>
-              <w:rPr>
-                <w:i/>
-                <w:sz w:val="18"/>
-              </w:rPr>
-              <w:t>.</w:t>
+              <w:t>Разраб.</w:t>
             </w:r>
           </w:p>
         </w:tc>
@@ -4517,23 +4506,12 @@
                 <w:sz w:val="18"/>
               </w:rPr>
             </w:pPr>
-            <w:proofErr w:type="spellStart"/>
-            <w:proofErr w:type="gramStart"/>
             <w:r>
               <w:rPr>
                 <w:i/>
                 <w:sz w:val="18"/>
               </w:rPr>
-              <w:t>Т.контр</w:t>
-            </w:r>
-            <w:proofErr w:type="spellEnd"/>
-            <w:proofErr w:type="gramEnd"/>
-            <w:r>
-              <w:rPr>
-                <w:i/>
-                <w:sz w:val="18"/>
-              </w:rPr>
-              <w:t>.</w:t>
+              <w:t>Т.контр.</w:t>
             </w:r>
           </w:p>
         </w:tc>
@@ -4549,12 +4527,25 @@
             <w:pPr>
               <w:pStyle w:val="TableParagraph"/>
               <w:spacing w:line="202" w:lineRule="exact"/>
-              <w:ind w:right="315"/>
               <w:rPr>
                 <w:i/>
                 <w:sz w:val="18"/>
               </w:rPr>
             </w:pPr>
+            <w:r>
+              <w:rPr>
+                <w:i/>
+                <w:sz w:val="18"/>
+              </w:rPr>
+              <w:t xml:space="preserve"> </w:t>
+            </w:r>
+            <w:r>
+              <w:rPr>
+                <w:i/>
+                <w:sz w:val="18"/>
+              </w:rPr>
+              <w:t>Снисаренко С.В.</w:t>
+            </w:r>
           </w:p>
         </w:tc>
         <w:tc>
@@ -4653,23 +4644,12 @@
                 <w:sz w:val="18"/>
               </w:rPr>
             </w:pPr>
-            <w:proofErr w:type="spellStart"/>
-            <w:proofErr w:type="gramStart"/>
             <w:r>
               <w:rPr>
                 <w:i/>
                 <w:sz w:val="18"/>
               </w:rPr>
-              <w:t>Н.контр</w:t>
-            </w:r>
-            <w:proofErr w:type="spellEnd"/>
-            <w:proofErr w:type="gramEnd"/>
-            <w:r>
-              <w:rPr>
-                <w:i/>
-                <w:sz w:val="18"/>
-              </w:rPr>
-              <w:t>.</w:t>
+              <w:t>Н.контр.</w:t>
             </w:r>
           </w:p>
         </w:tc>
@@ -4827,6 +4807,14 @@
                 <w:sz w:val="18"/>
               </w:rPr>
             </w:pPr>
+            <w:r>
+              <w:rPr>
+                <w:i/>
+                <w:iCs/>
+                <w:sz w:val="18"/>
+              </w:rPr>
+              <w:t xml:space="preserve"> Сиротко С.И.</w:t>
+            </w:r>
           </w:p>
         </w:tc>
         <w:tc>
